--- a/PlastiBioFuel/Funding_Loop/2026-10-05_DOE_ASPECT_Concept-Paper/01_Opportunity_Brief.docx
+++ b/PlastiBioFuel/Funding_Loop/2026-10-05_DOE_ASPECT_Concept-Paper/01_Opportunity_Brief.docx
@@ -683,7 +683,7 @@
                 <w:color w:val="2A2A2A"/>
                 <w:sz w:val="19"/>
               </w:rPr>
-              <w:t>$58,000,000, subject to availability. Topic Area 1 is zero to seven awards at $2M to $10M federal share.</w:t>
+              <w:t>$58,000,000 overall, up to $28,000,000 for Topic Area 1 at $2M to $10M per award, zero to seven awards.</w:t>
             </w:r>
           </w:p>
         </w:tc>
@@ -926,7 +926,7 @@
                 <w:color w:val="2A2A2A"/>
                 <w:sz w:val="20"/>
               </w:rPr>
-              <w:t>October 5, 2026, by direct fetch of the Grants.gov opportunity detail and the DOE eXCHANGE listing. Feedstock eligibility rests on DOE's published webinar transcript, not on Appendix A read verbatim. See step 3 of the Submission Checklist.</w:t>
+              <w:t>Dates October 5, 2026, by direct fetch of Grants.gov and the DOE eXCHANGE listing. Appendix A read in full October 9, 2026, at NOFO Part 1 pages 58 and 59: sorted municipal solid waste is acceptable and the table is exclusive.</w:t>
             </w:r>
           </w:p>
         </w:tc>
